--- a/03_Outputs/final scripts/fr/Module 3/3.3.0-fr.docx
+++ b/03_Outputs/final scripts/fr/Module 3/3.3.0-fr.docx
@@ -14,7 +14,7 @@
     </w:p>
     <w:p>
       <w:r>
-        <w:t xml:space="preserve">La demande de minéraux critiques comme le lithium, le cobalt et les éléments de terres rares est en forte hausse. Les investissements mondiaux dans leur développement ont augmenté de 30 % en 2022 et de 10 % en 2023, alimentés par des technologies renouvelables telles que les batteries, les éoliennes et les panneaux solaires. Pour les pays riches en ressources, cela offre d’importantes opportunités économiques — mais aussi des risques. L’extraction est fortement concentrée dans certaines régions, avec plus de la moitié sur des terres autochtones, ce qui soulève des préoccupations concernant les dommages environnementaux et les impacts sociaux. Des normes strictes, la responsabilisation et la coopération internationale sont essentielles.  </w:t>
+        <w:t xml:space="preserve">La demande en minéraux critiques comme le lithium, le cobalt et les éléments de terres rares est en forte hausse. Les investissements mondiaux dans leur développement ont augmenté de 30 % en 2022 et de 10 % en 2023, alimentés par des technologies renouvelables telles que les batteries, les éoliennes et les panneaux solaires. Pour les pays riches en ressources, cela offre d’importantes opportunités économiques — mais aussi des risques. L’extraction est fortement concentrée dans certaines régions, avec plus de la moitié sur des terres autochtones, ce qui soulève des préoccupations concernant les dommages environnementaux et les impacts sociaux. Des normes strictes, la responsabilisation et la coopération internationale sont essentielles.  </w:t>
       </w:r>
     </w:p>
     <w:p>
